--- a/docs/submission/final/Roomify - Repositories.docx
+++ b/docs/submission/final/Roomify - Repositories.docx
@@ -37,7 +37,7 @@
         <w:br/>
       </w:r>
       <w:r>
-        <w:t xml:space="preserve">Release candidate v0.9.0-rc1</w:t>
+        <w:t xml:space="preserve">Release v1.0.0 (demo mode)</w:t>
       </w:r>
       <w:r>
         <w:br/>
@@ -529,7 +529,7 @@
       <w:pStyle w:val="Footer"/>
     </w:pPr>
     <w:r>
-      <w:t xml:space="preserve">Release candidate v0.9.0-rc1 · 24 October 2026</w:t>
+      <w:t xml:space="preserve">Release v1.0.0 (demo mode) · 24 October 2026</w:t>
     </w:r>
     <w:r>
       <w:tab/>

--- a/docs/submission/final/Roomify - Repositories.docx
+++ b/docs/submission/final/Roomify - Repositories.docx
@@ -37,7 +37,7 @@
         <w:br/>
       </w:r>
       <w:r>
-        <w:t xml:space="preserve">Release v1.0.0 (demo mode)</w:t>
+        <w:t xml:space="preserve">Release v1.0.1 (live, demo mode)</w:t>
       </w:r>
       <w:r>
         <w:br/>
@@ -529,7 +529,7 @@
       <w:pStyle w:val="Footer"/>
     </w:pPr>
     <w:r>
-      <w:t xml:space="preserve">Release v1.0.0 (demo mode) · 24 October 2026</w:t>
+      <w:t xml:space="preserve">Release v1.0.1 (live, demo mode) · 24 October 2026</w:t>
     </w:r>
     <w:r>
       <w:tab/>
